--- a/sba_application/13_checklist_response_2026-07-16/0 Cover Email DRAFT.docx
+++ b/sba_application/13_checklist_response_2026-07-16/0 Cover Email DRAFT.docx
@@ -43,7 +43,7 @@
           <w:b w:val="0"/>
           <w:sz w:val="20"/>
         </w:rPr>
-        <w:t>The ask is simpler than before. One SBA 7(a) loan of $500,000. No more piggyback bank loan. Seller is financing the balance short term ($125K down, $31,250 a month from September, balance in January, 6%, prepayable without penalty) and the SBA loan takes that note out in September plus working capital for the ramp. Equity injection is $250,000 cash, a third of the $750,000 project - Jim Bullard $195K (first $100K already wired) and $55K from me.</w:t>
+        <w:t>The ask is simpler than before. One SBA 7(a) loan of $500,000. No more piggyback bank loan. Seller is financing the balance short term ($125K down, $31,250 a month from September, balance in January, 6%, prepayable without penalty) and the SBA loan funds in January at the 51% transfer, paying the balloon plus working capital for the ramp. Equity injection is $250,000 cash, a third of the $750,000 project - Jim Bullard $195K (first $100K already wired) and $55K from me.</w:t>
       </w:r>
     </w:p>
     <w:p>

--- a/sba_application/13_checklist_response_2026-07-16/0 Cover Email DRAFT.docx
+++ b/sba_application/13_checklist_response_2026-07-16/0 Cover Email DRAFT.docx
@@ -43,7 +43,7 @@
           <w:b w:val="0"/>
           <w:sz w:val="20"/>
         </w:rPr>
-        <w:t>The ask is simpler than before. One SBA 7(a) loan of $500,000. No more piggyback bank loan. Seller is financing the balance short term ($125K down, $31,250 a month from September, balance in January, 6%, prepayable without penalty) and the SBA loan funds in January at the 51% transfer, paying the balloon plus working capital for the ramp. Equity injection is $250,000 cash, a third of the $750,000 project - Jim Bullard $195K (first $100K already wired) and $55K from me.</w:t>
+        <w:t>The ask is simpler than before. One SBA 7(a) loan of $500,000. No more piggyback bank loan. Seller is financing the balance short term ($125K down, $31,250 a month from September, balance in January, 6%, prepayable without penalty). A bank note through Jim Bullard's Texas bank relationship pays the sellers in full in September, and the SBA loan funds in January at the 51% transfer, refinancing that bank note plus working capital. Equity injection is $250,000 cash, a third of the $750,000 project - Jim Bullard $195K (first $100K already wired) and $55K from me.</w:t>
       </w:r>
     </w:p>
     <w:p>

--- a/sba_application/13_checklist_response_2026-07-16/0 Cover Email DRAFT.docx
+++ b/sba_application/13_checklist_response_2026-07-16/0 Cover Email DRAFT.docx
@@ -5,6 +5,7 @@
     <w:p>
       <w:pPr>
         <w:pStyle w:val="Title"/>
+        <w:keepNext/>
       </w:pPr>
       <w:r>
         <w:t>Draft email to John Hart</w:t>
@@ -92,13 +93,58 @@
       </w:r>
     </w:p>
     <w:sectPr>
+      <w:footerReference w:type="default" r:id="rId9"/>
       <w:pgSz w:w="12240" w:h="15840"/>
-      <w:pgMar w:top="1440" w:right="1800" w:bottom="1440" w:left="1800" w:header="720" w:footer="720" w:gutter="0"/>
+      <w:pgMar w:top="1296" w:right="1440" w:bottom="1296" w:left="1440" w:header="720" w:footer="720" w:gutter="0"/>
       <w:cols w:space="720"/>
       <w:docGrid w:linePitch="360"/>
     </w:sectPr>
   </w:body>
 </w:document>
+</file>
+
+<file path=word/footer1.xml><?xml version="1.0" encoding="utf-8"?>
+<w:ftr xmlns:m="http://schemas.openxmlformats.org/officeDocument/2006/math" xmlns:mc="http://schemas.openxmlformats.org/markup-compatibility/2006" xmlns:mo="http://schemas.microsoft.com/office/mac/office/2008/main" xmlns:mv="urn:schemas-microsoft-com:mac:vml" xmlns:o="urn:schemas-microsoft-com:office:office" xmlns:r="http://schemas.openxmlformats.org/officeDocument/2006/relationships" xmlns:v="urn:schemas-microsoft-com:vml" xmlns:w10="urn:schemas-microsoft-com:office:word" xmlns:w14="http://schemas.microsoft.com/office/word/2010/wordml" xmlns:w="http://schemas.openxmlformats.org/wordprocessingml/2006/main" xmlns:wne="http://schemas.microsoft.com/office/word/2006/wordml" xmlns:wp14="http://schemas.microsoft.com/office/word/2010/wordprocessingDrawing" xmlns:wp="http://schemas.openxmlformats.org/drawingml/2006/wordprocessingDrawing" xmlns:wpc="http://schemas.microsoft.com/office/word/2010/wordprocessingCanvas" xmlns:wpg="http://schemas.microsoft.com/office/word/2010/wordprocessingGroup" xmlns:wpi="http://schemas.microsoft.com/office/word/2010/wordprocessingInk" xmlns:wps="http://schemas.microsoft.com/office/word/2010/wordprocessingShape" mc:Ignorable="w14 wp14">
+  <w:p>
+    <w:pPr>
+      <w:pStyle w:val="Footer"/>
+    </w:pPr>
+    <w:r>
+      <w:rPr>
+        <w:sz w:val="16"/>
+      </w:rPr>
+      <w:t xml:space="preserve">Azalea Hospice - Cover Email Draft | Confidential | </w:t>
+    </w:r>
+    <w:r>
+      <w:rPr>
+        <w:sz w:val="16"/>
+      </w:rPr>
+      <w:t xml:space="preserve">Page </w:t>
+    </w:r>
+    <w:r>
+      <w:rPr>
+        <w:sz w:val="16"/>
+      </w:rPr>
+      <w:fldChar w:fldCharType="begin"/>
+      <w:instrText xml:space="preserve">PAGE</w:instrText>
+      <w:fldChar w:fldCharType="end"/>
+    </w:r>
+    <w:r>
+      <w:rPr>
+        <w:sz w:val="16"/>
+      </w:rPr>
+      <w:t xml:space="preserve"> of </w:t>
+    </w:r>
+    <w:r>
+      <w:rPr>
+        <w:sz w:val="16"/>
+      </w:rPr>
+      <w:fldChar w:fldCharType="begin"/>
+      <w:instrText xml:space="preserve">NUMPAGES</w:instrText>
+      <w:fldChar w:fldCharType="end"/>
+    </w:r>
+  </w:p>
+</w:ftr>
 </file>
 
 <file path=word/numbering.xml><?xml version="1.0" encoding="utf-8"?>

--- a/sba_application/13_checklist_response_2026-07-16/0 Cover Email DRAFT.docx
+++ b/sba_application/13_checklist_response_2026-07-16/0 Cover Email DRAFT.docx
@@ -511,7 +511,7 @@
     <w:qFormat/>
     <w:rsid w:val="00FC693F"/>
     <w:rPr>
-      <w:rFonts w:ascii="Calibri" w:hAnsi="Calibri"/>
+      <w:rFonts w:ascii="Aptos" w:hAnsi="Aptos"/>
       <w:sz w:val="22"/>
     </w:rPr>
   </w:style>
@@ -574,7 +574,7 @@
       <w:outlineLvl w:val="0"/>
     </w:pPr>
     <w:rPr>
-      <w:rFonts w:asciiTheme="majorHAnsi" w:eastAsiaTheme="majorEastAsia" w:hAnsiTheme="majorHAnsi" w:cstheme="majorBidi"/>
+      <w:rFonts w:asciiTheme="majorHAnsi" w:eastAsiaTheme="majorEastAsia" w:hAnsiTheme="majorHAnsi" w:cstheme="majorBidi" w:ascii="Aptos Display" w:hAnsi="Aptos Display"/>
       <w:b/>
       <w:bCs/>
       <w:color w:val="365F91" w:themeColor="accent1" w:themeShade="BF"/>
@@ -598,7 +598,7 @@
       <w:outlineLvl w:val="1"/>
     </w:pPr>
     <w:rPr>
-      <w:rFonts w:asciiTheme="majorHAnsi" w:eastAsiaTheme="majorEastAsia" w:hAnsiTheme="majorHAnsi" w:cstheme="majorBidi"/>
+      <w:rFonts w:asciiTheme="majorHAnsi" w:eastAsiaTheme="majorEastAsia" w:hAnsiTheme="majorHAnsi" w:cstheme="majorBidi" w:ascii="Aptos Display" w:hAnsi="Aptos Display"/>
       <w:b/>
       <w:bCs/>
       <w:color w:val="4F81BD" w:themeColor="accent1"/>
@@ -622,7 +622,7 @@
       <w:outlineLvl w:val="2"/>
     </w:pPr>
     <w:rPr>
-      <w:rFonts w:asciiTheme="majorHAnsi" w:eastAsiaTheme="majorEastAsia" w:hAnsiTheme="majorHAnsi" w:cstheme="majorBidi"/>
+      <w:rFonts w:asciiTheme="majorHAnsi" w:eastAsiaTheme="majorEastAsia" w:hAnsiTheme="majorHAnsi" w:cstheme="majorBidi" w:ascii="Aptos Display" w:hAnsi="Aptos Display"/>
       <w:b/>
       <w:bCs/>
       <w:color w:val="4F81BD" w:themeColor="accent1"/>
@@ -645,7 +645,7 @@
       <w:outlineLvl w:val="3"/>
     </w:pPr>
     <w:rPr>
-      <w:rFonts w:asciiTheme="majorHAnsi" w:eastAsiaTheme="majorEastAsia" w:hAnsiTheme="majorHAnsi" w:cstheme="majorBidi"/>
+      <w:rFonts w:asciiTheme="majorHAnsi" w:eastAsiaTheme="majorEastAsia" w:hAnsiTheme="majorHAnsi" w:cstheme="majorBidi" w:ascii="Aptos Display" w:hAnsi="Aptos Display"/>
       <w:b/>
       <w:bCs/>
       <w:i/>
@@ -803,6 +803,9 @@
     <w:pPr>
       <w:spacing w:after="0" w:line="240" w:lineRule="auto"/>
     </w:pPr>
+    <w:rPr>
+      <w:rFonts w:ascii="Aptos" w:hAnsi="Aptos"/>
+    </w:rPr>
   </w:style>
   <w:style w:type="character" w:customStyle="1" w:styleId="Heading1Char">
     <w:name w:val="Heading 1 Char"/>
@@ -863,7 +866,7 @@
       <w:contextualSpacing/>
     </w:pPr>
     <w:rPr>
-      <w:rFonts w:asciiTheme="majorHAnsi" w:eastAsiaTheme="majorEastAsia" w:hAnsiTheme="majorHAnsi" w:cstheme="majorBidi"/>
+      <w:rFonts w:asciiTheme="majorHAnsi" w:eastAsiaTheme="majorEastAsia" w:hAnsiTheme="majorHAnsi" w:cstheme="majorBidi" w:ascii="Aptos Display" w:hAnsi="Aptos Display"/>
       <w:color w:val="17365D" w:themeColor="text2" w:themeShade="BF"/>
       <w:spacing w:val="5"/>
       <w:kern w:val="28"/>
@@ -900,7 +903,7 @@
       </w:numPr>
     </w:pPr>
     <w:rPr>
-      <w:rFonts w:asciiTheme="majorHAnsi" w:eastAsiaTheme="majorEastAsia" w:hAnsiTheme="majorHAnsi" w:cstheme="majorBidi"/>
+      <w:rFonts w:asciiTheme="majorHAnsi" w:eastAsiaTheme="majorEastAsia" w:hAnsiTheme="majorHAnsi" w:cstheme="majorBidi" w:ascii="Aptos Display" w:hAnsi="Aptos Display"/>
       <w:i/>
       <w:iCs/>
       <w:color w:val="4F81BD" w:themeColor="accent1"/>
@@ -935,6 +938,9 @@
       <w:ind w:left="720"/>
       <w:contextualSpacing/>
     </w:pPr>
+    <w:rPr>
+      <w:rFonts w:ascii="Aptos" w:hAnsi="Aptos"/>
+    </w:rPr>
   </w:style>
   <w:style w:type="paragraph" w:styleId="BodyText">
     <w:name w:val="Body Text"/>
@@ -946,6 +952,9 @@
     <w:pPr>
       <w:spacing w:after="120"/>
     </w:pPr>
+    <w:rPr>
+      <w:rFonts w:ascii="Aptos" w:hAnsi="Aptos"/>
+    </w:rPr>
   </w:style>
   <w:style w:type="character" w:customStyle="1" w:styleId="BodyTextChar">
     <w:name w:val="Body Text Char"/>
@@ -1043,6 +1052,9 @@
       </w:numPr>
       <w:contextualSpacing/>
     </w:pPr>
+    <w:rPr>
+      <w:rFonts w:ascii="Aptos" w:hAnsi="Aptos"/>
+    </w:rPr>
   </w:style>
   <w:style w:type="paragraph" w:styleId="ListBullet2">
     <w:name w:val="List Bullet 2"/>
@@ -1082,6 +1094,9 @@
       </w:numPr>
       <w:contextualSpacing/>
     </w:pPr>
+    <w:rPr>
+      <w:rFonts w:ascii="Aptos" w:hAnsi="Aptos"/>
+    </w:rPr>
   </w:style>
   <w:style w:type="paragraph" w:styleId="ListNumber2">
     <w:name w:val="List Number 2"/>

--- a/sba_application/13_checklist_response_2026-07-16/0 Cover Email DRAFT.docx
+++ b/sba_application/13_checklist_response_2026-07-16/0 Cover Email DRAFT.docx
@@ -35,7 +35,7 @@
           <w:b w:val="0"/>
           <w:sz w:val="20"/>
         </w:rPr>
-        <w:t>Good news and a structure update. The Hickory deal is dead - they failed their site survey, so we walked. We moved to a stronger target: Refuge Hospice, a Tyler license that is both Medicare and Medicaid certified and ready to bill day one. Purchase agreement is in final negotiation at $500,000.</w:t>
+        <w:t>Target update, and this one simplifies the file rather than complicating it. We are moving forward with Avant Hospice, LLC, a Texas Medicare-certified license (CCN 741798), at $300,000 - down from the prior $500,000 target. Same operating plan, same team, same Tyler market; the acquisition just costs $200,000 less.</w:t>
       </w:r>
     </w:p>
     <w:p>
@@ -44,7 +44,7 @@
           <w:b w:val="0"/>
           <w:sz w:val="20"/>
         </w:rPr>
-        <w:t>The ask is simpler than before. One SBA 7(a) loan of $500,000. No more piggyback bank loan. Seller is financing the balance short term ($125K down, $31,250 a month from September, balance in January, 6%, prepayable without penalty). A bank note through Jim Bullard's Texas bank relationship pays the sellers in full in September, and the SBA loan funds in January at the 51% transfer, refinancing that bank note plus working capital. Equity injection is $250,000 cash, a third of the $750,000 project - Jim Bullard $195K (first $100K already wired) and $55K from me.</w:t>
+        <w:t>The structure also answers the funding-timing concern you raised directly: this is a 100% membership transfer at CHOW approval, so the license is fully in the borrower's name from day one - no split closing, no waiting period. The seller (a single individual owner) carries the entire $300,000 at 6% simple with NO down payment and NO installments until Medicare's prepayment review clears; the SBA loan funds at month 2 and retires the note in full (~$303,000 including accrued interest), with the remaining ~$197,000 going to working capital. One loan, one debt, one payment of $6,747 a month after funding. Equity injection is unchanged: $250,000 cash, a third of the $750,000 project - Jim Bullard $195K (first $100K already wired) and $55K from me.</w:t>
       </w:r>
     </w:p>
     <w:p>
